--- a/Пояснительная записка/Пояснительная записка.docx
+++ b/Пояснительная записка/Пояснительная записка.docx
@@ -3983,7 +3983,29 @@
           <w:sz w:val="28"/>
           <w:szCs w:val="28"/>
         </w:rPr>
-        <w:t>формирования и печать чека по заказу в MS Word 2007;</w:t>
+        <w:t xml:space="preserve">формирования и печать чека по заказу в MS Word </w:t>
+      </w:r>
+      <w:r>
+        <w:rPr>
+          <w:sz w:val="28"/>
+          <w:szCs w:val="28"/>
+        </w:rPr>
+        <w:t xml:space="preserve">или </w:t>
+      </w:r>
+      <w:r>
+        <w:rPr>
+          <w:sz w:val="28"/>
+          <w:szCs w:val="28"/>
+          <w:lang w:val="en-US"/>
+        </w:rPr>
+        <w:t>PDF</w:t>
+      </w:r>
+      <w:r>
+        <w:rPr>
+          <w:sz w:val="28"/>
+          <w:szCs w:val="28"/>
+        </w:rPr>
+        <w:t>;</w:t>
       </w:r>
     </w:p>
     <w:p>
@@ -4006,7 +4028,36 @@
           <w:sz w:val="28"/>
           <w:szCs w:val="28"/>
         </w:rPr>
-        <w:t>формирования и экспорта отчетов по заказам в MS Excel с подсчетом, количества заказов, дохода за указанный период.</w:t>
+        <w:t xml:space="preserve">формирования и экспорта отчетов по заказам в MS Excel </w:t>
+      </w:r>
+      <w:r>
+        <w:rPr>
+          <w:sz w:val="28"/>
+          <w:szCs w:val="28"/>
+        </w:rPr>
+        <w:t xml:space="preserve">или </w:t>
+      </w:r>
+      <w:r>
+        <w:rPr>
+          <w:sz w:val="28"/>
+          <w:szCs w:val="28"/>
+          <w:lang w:val="en-US"/>
+        </w:rPr>
+        <w:t>PDF</w:t>
+      </w:r>
+      <w:r>
+        <w:rPr>
+          <w:sz w:val="28"/>
+          <w:szCs w:val="28"/>
+        </w:rPr>
+        <w:t xml:space="preserve"> </w:t>
+      </w:r>
+      <w:r>
+        <w:rPr>
+          <w:sz w:val="28"/>
+          <w:szCs w:val="28"/>
+        </w:rPr>
+        <w:t>с подсчетом, количества заказов, дохода за указанный период.</w:t>
       </w:r>
     </w:p>
     <w:p>
@@ -4337,7 +4388,36 @@
           <w:sz w:val="28"/>
           <w:szCs w:val="28"/>
         </w:rPr>
-        <w:t>формирования и печать чека по заказу в MS Word 2007.</w:t>
+        <w:t>формирования и печать чека по заказу в MS Word</w:t>
+      </w:r>
+      <w:r>
+        <w:rPr>
+          <w:sz w:val="28"/>
+          <w:szCs w:val="28"/>
+        </w:rPr>
+        <w:t xml:space="preserve"> </w:t>
+      </w:r>
+      <w:r>
+        <w:rPr>
+          <w:sz w:val="28"/>
+          <w:szCs w:val="28"/>
+        </w:rPr>
+        <w:t xml:space="preserve">или </w:t>
+      </w:r>
+      <w:r>
+        <w:rPr>
+          <w:sz w:val="28"/>
+          <w:szCs w:val="28"/>
+          <w:lang w:val="en-US"/>
+        </w:rPr>
+        <w:t>PDF</w:t>
+      </w:r>
+      <w:r>
+        <w:rPr>
+          <w:sz w:val="28"/>
+          <w:szCs w:val="28"/>
+        </w:rPr>
+        <w:t>.</w:t>
       </w:r>
     </w:p>
     <w:p>
@@ -4475,7 +4555,29 @@
           <w:sz w:val="28"/>
           <w:szCs w:val="28"/>
         </w:rPr>
-        <w:t>формирование и экспорт отчета по заказам в MS Excel 2007;</w:t>
+        <w:t xml:space="preserve">формирование и экспорт отчета по заказам в MS Excel </w:t>
+      </w:r>
+      <w:r>
+        <w:rPr>
+          <w:sz w:val="28"/>
+          <w:szCs w:val="28"/>
+        </w:rPr>
+        <w:t xml:space="preserve">или </w:t>
+      </w:r>
+      <w:r>
+        <w:rPr>
+          <w:sz w:val="28"/>
+          <w:szCs w:val="28"/>
+          <w:lang w:val="en-US"/>
+        </w:rPr>
+        <w:t>PDF</w:t>
+      </w:r>
+      <w:r>
+        <w:rPr>
+          <w:sz w:val="28"/>
+          <w:szCs w:val="28"/>
+        </w:rPr>
+        <w:t>;</w:t>
       </w:r>
     </w:p>
     <w:p>
@@ -6134,14 +6236,13 @@
       </w:pPr>
       <w:r>
         <w:rPr>
-          <w:noProof/>
           <w:color w:val="000000"/>
           <w:sz w:val="28"/>
           <w:szCs w:val="28"/>
         </w:rPr>
         <w:drawing>
-          <wp:inline distT="0" distB="0" distL="0" distR="0" wp14:anchorId="371DD61F" wp14:editId="0EAC4772">
-            <wp:extent cx="5447303" cy="5200153"/>
+          <wp:inline distT="0" distB="0" distL="0" distR="0" wp14:anchorId="15531EF0" wp14:editId="5756F482">
+            <wp:extent cx="6041408" cy="5459104"/>
             <wp:effectExtent l="0" t="0" r="0" b="0"/>
             <wp:docPr id="1" name="Рисунок 1"/>
             <wp:cNvGraphicFramePr>
@@ -6155,7 +6256,7 @@
                     <pic:cNvPicPr/>
                   </pic:nvPicPr>
                   <pic:blipFill>
-                    <a:blip r:embed="rId15" cstate="print"/>
+                    <a:blip r:embed="rId15"/>
                     <a:stretch>
                       <a:fillRect/>
                     </a:stretch>
@@ -6163,7 +6264,7 @@
                   <pic:spPr>
                     <a:xfrm>
                       <a:off x="0" y="0"/>
-                      <a:ext cx="5452868" cy="5205466"/>
+                      <a:ext cx="6050173" cy="5467024"/>
                     </a:xfrm>
                     <a:prstGeom prst="rect">
                       <a:avLst/>
@@ -8052,7 +8153,23 @@
                 <w:sz w:val="28"/>
                 <w:szCs w:val="28"/>
               </w:rPr>
-              <w:t>Ограничение в 75 символов</w:t>
+              <w:t>Ограничение в 7</w:t>
+            </w:r>
+            <w:r>
+              <w:rPr>
+                <w:color w:val="000000"/>
+                <w:sz w:val="28"/>
+                <w:szCs w:val="28"/>
+              </w:rPr>
+              <w:t>0</w:t>
+            </w:r>
+            <w:r>
+              <w:rPr>
+                <w:color w:val="000000"/>
+                <w:sz w:val="28"/>
+                <w:szCs w:val="28"/>
+              </w:rPr>
+              <w:t xml:space="preserve"> символов</w:t>
             </w:r>
           </w:p>
         </w:tc>
@@ -59395,7 +59512,36 @@
           <w:sz w:val="28"/>
           <w:szCs w:val="28"/>
         </w:rPr>
-        <w:t>в режиме «Менеджер» реализованы возможности добавления, редактирования, удаления и просмотра информации о клиентах, просмотра информации об услугах, заказах и составе заказа, оформления нового заказа, автоматического подсчёта итоговой суммы заказа с учётом скидок и надбавок (скидка постоянного клиента 5%, скидка за количество услуг 7%, надбавка за срочность 15%), формирования чека по заказу в MS Word;</w:t>
+        <w:t>в режиме «Менеджер» реализованы возможности добавления, редактирования, удаления и просмотра информации о клиентах, просмотра информации об услугах, заказах и составе заказа, оформления нового заказа, автоматического подсчёта итоговой суммы заказа с учётом скидок и надбавок (скидка постоянного клиента 5%, скидка за количество услуг 7%, надбавка за срочность 15%), формирования чека по заказу в MS Word</w:t>
+      </w:r>
+      <w:r>
+        <w:rPr>
+          <w:sz w:val="28"/>
+          <w:szCs w:val="28"/>
+        </w:rPr>
+        <w:t xml:space="preserve"> </w:t>
+      </w:r>
+      <w:r>
+        <w:rPr>
+          <w:sz w:val="28"/>
+          <w:szCs w:val="28"/>
+        </w:rPr>
+        <w:t xml:space="preserve">или </w:t>
+      </w:r>
+      <w:r>
+        <w:rPr>
+          <w:sz w:val="28"/>
+          <w:szCs w:val="28"/>
+          <w:lang w:val="en-US"/>
+        </w:rPr>
+        <w:t>PDF</w:t>
+      </w:r>
+      <w:r>
+        <w:rPr>
+          <w:sz w:val="28"/>
+          <w:szCs w:val="28"/>
+        </w:rPr>
+        <w:t>;</w:t>
       </w:r>
     </w:p>
     <w:p>
@@ -59417,7 +59563,36 @@
           <w:sz w:val="28"/>
           <w:szCs w:val="28"/>
         </w:rPr>
-        <w:t>в режиме «Директор» реализованы возможности просмотра информации о заказах и составе заказа, фильтрации заказов по статусу и диапазону дат, формирования отчёта по заказам в MS Excel с автоматическим подсчётом количества заказов и дохода за выбранный период;</w:t>
+        <w:t>в режиме «Директор» реализованы возможности просмотра информации о заказах и составе заказа, фильтрации заказов по статусу и диапазону дат, формирования отчёта по заказам в MS Excel</w:t>
+      </w:r>
+      <w:r>
+        <w:rPr>
+          <w:sz w:val="28"/>
+          <w:szCs w:val="28"/>
+        </w:rPr>
+        <w:t xml:space="preserve"> </w:t>
+      </w:r>
+      <w:r>
+        <w:rPr>
+          <w:sz w:val="28"/>
+          <w:szCs w:val="28"/>
+        </w:rPr>
+        <w:t xml:space="preserve">или </w:t>
+      </w:r>
+      <w:r>
+        <w:rPr>
+          <w:sz w:val="28"/>
+          <w:szCs w:val="28"/>
+          <w:lang w:val="en-US"/>
+        </w:rPr>
+        <w:t>PDF</w:t>
+      </w:r>
+      <w:r>
+        <w:rPr>
+          <w:sz w:val="28"/>
+          <w:szCs w:val="28"/>
+        </w:rPr>
+        <w:t xml:space="preserve"> с автоматическим подсчётом количества заказов и дохода за выбранный период;</w:t>
       </w:r>
     </w:p>
     <w:p>
